--- a/Assignment5/AlSaka_Hanan_BDA400_A05_Documentation.docx
+++ b/Assignment5/AlSaka_Hanan_BDA400_A05_Documentation.docx
@@ -47,9 +47,34 @@
         <w:t xml:space="preserve"> Student: Hanan Al Saka</w:t>
       </w:r>
     </w:p>
+    <w:p>
+      <w:r>
+        <w:t>GitHub Repository – Assignment 5:</w:t>
+      </w:r>
+    </w:p>
+    <w:p>
+      <w:hyperlink r:id="rId5" w:history="1">
+        <w:r>
+          <w:rPr>
+            <w:rStyle w:val="Hyperlink"/>
+          </w:rPr>
+          <w:t>https://github.com/hananalsakka48-source/TechnicalAnalysis/tree/main/Assignment5</w:t>
+        </w:r>
+      </w:hyperlink>
+    </w:p>
     <w:p/>
     <w:p>
-      <w:r>
+      <w:pPr>
+        <w:rPr>
+          <w:b/>
+          <w:bCs/>
+        </w:rPr>
+      </w:pPr>
+      <w:r>
+        <w:rPr>
+          <w:b/>
+          <w:bCs/>
+        </w:rPr>
         <w:t>1. Technical Indicator Implementations</w:t>
       </w:r>
     </w:p>
@@ -63,17 +88,12 @@
         <w:t xml:space="preserve">The </w:t>
       </w:r>
       <w:proofErr w:type="spellStart"/>
-      <w:proofErr w:type="gramStart"/>
       <w:r>
         <w:t>sma</w:t>
       </w:r>
       <w:proofErr w:type="spellEnd"/>
       <w:r>
-        <w:t>(</w:t>
-      </w:r>
-      <w:proofErr w:type="gramEnd"/>
-      <w:r>
-        <w:t>) function calculates the average of consecutive data values over a selected period. It uses a moving window to smooth short-term changes.</w:t>
+        <w:t>() function calculates the average of consecutive data values over a selected period. It uses a moving window to smooth short-term changes.</w:t>
       </w:r>
     </w:p>
     <w:p>
@@ -83,20 +103,38 @@
     </w:p>
     <w:p>
       <w:r>
+        <w:t>The ema() function calculates a moving average that gives more weight to recent values. It uses a smoothing multiplier of 2 / (period + 1).</w:t>
+      </w:r>
+    </w:p>
+    <w:p>
+      <w:r>
+        <w:t>3. Moving Average Convergence Divergence (MACD)</w:t>
+      </w:r>
+    </w:p>
+    <w:p>
+      <w:r>
         <w:t xml:space="preserve">The </w:t>
       </w:r>
-      <w:proofErr w:type="gramStart"/>
-      <w:r>
-        <w:t>ema(</w:t>
-      </w:r>
-      <w:proofErr w:type="gramEnd"/>
-      <w:r>
-        <w:t>) function calculates a moving average that gives more weight to recent values. It uses a smoothing multiplier of 2 / (period + 1).</w:t>
-      </w:r>
-    </w:p>
-    <w:p>
-      <w:r>
-        <w:t>3. Moving Average Convergence Divergence (MACD)</w:t>
+      <w:proofErr w:type="spellStart"/>
+      <w:r>
+        <w:t>macd</w:t>
+      </w:r>
+      <w:proofErr w:type="spellEnd"/>
+      <w:r>
+        <w:t>() function calculates a short-term EMA and a long-term EMA. It returns the MACD line, signal line, and histogram.</w:t>
+      </w:r>
+    </w:p>
+    <w:p>
+      <w:r>
+        <w:t>4. Standard Deviation (</w:t>
+      </w:r>
+      <w:proofErr w:type="spellStart"/>
+      <w:r>
+        <w:t>stdev</w:t>
+      </w:r>
+      <w:proofErr w:type="spellEnd"/>
+      <w:r>
+        <w:t>)</w:t>
       </w:r>
     </w:p>
     <w:p>
@@ -104,26 +142,21 @@
         <w:t xml:space="preserve">The </w:t>
       </w:r>
       <w:proofErr w:type="spellStart"/>
-      <w:proofErr w:type="gramStart"/>
-      <w:r>
-        <w:t>macd</w:t>
+      <w:r>
+        <w:t>stdev</w:t>
       </w:r>
       <w:proofErr w:type="spellEnd"/>
       <w:r>
-        <w:t>(</w:t>
-      </w:r>
-      <w:proofErr w:type="gramEnd"/>
-      <w:r>
-        <w:t>) function calculates a short-term EMA and a long-term EMA. It returns the MACD line, signal line, and histogram.</w:t>
-      </w:r>
-    </w:p>
-    <w:p>
-      <w:r>
-        <w:t>4. Standard Deviation (</w:t>
+        <w:t>() function measures how much the data values differ from their average. It calculates variance and then takes the square root.</w:t>
+      </w:r>
+    </w:p>
+    <w:p>
+      <w:r>
+        <w:t>5. Linear Regression (</w:t>
       </w:r>
       <w:proofErr w:type="spellStart"/>
       <w:r>
-        <w:t>stdev</w:t>
+        <w:t>linreg</w:t>
       </w:r>
       <w:proofErr w:type="spellEnd"/>
       <w:r>
@@ -135,29 +168,42 @@
         <w:t xml:space="preserve">The </w:t>
       </w:r>
       <w:proofErr w:type="spellStart"/>
-      <w:proofErr w:type="gramStart"/>
-      <w:r>
-        <w:t>stdev</w:t>
+      <w:r>
+        <w:t>linreg</w:t>
       </w:r>
       <w:proofErr w:type="spellEnd"/>
       <w:r>
-        <w:t>(</w:t>
-      </w:r>
-      <w:proofErr w:type="gramEnd"/>
-      <w:r>
-        <w:t>) function measures how much the data values differ from their average. It calculates variance and then takes the square root.</w:t>
-      </w:r>
-    </w:p>
-    <w:p>
-      <w:r>
-        <w:t>5. Linear Regression (</w:t>
+        <w:t>() function calculates the slope, intercept, and predicted values of a regression line.</w:t>
+      </w:r>
+    </w:p>
+    <w:p>
+      <w:r>
+        <w:t>6. Relative Strength Index (RSI)</w:t>
+      </w:r>
+    </w:p>
+    <w:p>
+      <w:r>
+        <w:t xml:space="preserve">The </w:t>
       </w:r>
       <w:proofErr w:type="spellStart"/>
       <w:r>
-        <w:t>linreg</w:t>
+        <w:t>rsi</w:t>
       </w:r>
       <w:proofErr w:type="spellEnd"/>
       <w:r>
+        <w:t>() function measures price momentum using average gains and losses. It applies Wilder's smoothing method.</w:t>
+      </w:r>
+    </w:p>
+    <w:p>
+      <w:r>
+        <w:t>7. Stochastic RSI (</w:t>
+      </w:r>
+      <w:proofErr w:type="spellStart"/>
+      <w:r>
+        <w:t>StochRSI</w:t>
+      </w:r>
+      <w:proofErr w:type="spellEnd"/>
+      <w:r>
         <w:t>)</w:t>
       </w:r>
     </w:p>
@@ -166,123 +212,540 @@
         <w:t xml:space="preserve">The </w:t>
       </w:r>
       <w:proofErr w:type="spellStart"/>
-      <w:proofErr w:type="gramStart"/>
-      <w:r>
-        <w:t>linreg</w:t>
+      <w:r>
+        <w:t>stoch_rsi</w:t>
       </w:r>
       <w:proofErr w:type="spellEnd"/>
       <w:r>
-        <w:t>(</w:t>
-      </w:r>
-      <w:proofErr w:type="gramEnd"/>
-      <w:r>
-        <w:t>) function calculates the slope, intercept, and predicted values of a regression line.</w:t>
-      </w:r>
-    </w:p>
-    <w:p>
-      <w:r>
-        <w:t>6. Relative Strength Index (RSI)</w:t>
-      </w:r>
+        <w:t>() function uses RSI values to calculate the %K and %D lines. It helps measure momentum based on the RSI.</w:t>
+      </w:r>
+    </w:p>
+    <w:p>
+      <w:r>
+        <w:lastRenderedPageBreak/>
+        <w:t>8. Crossover</w:t>
+      </w:r>
+    </w:p>
+    <w:p>
+      <w:r>
+        <w:t>The crossover() function identifies when the first data series crosses above or below the second series. It returns "Up", "Down", or "None".</w:t>
+      </w:r>
+    </w:p>
+    <w:p>
+      <w:r>
+        <w:t xml:space="preserve">9. </w:t>
+      </w:r>
+      <w:proofErr w:type="spellStart"/>
+      <w:r>
+        <w:t>Crossunder</w:t>
+      </w:r>
+      <w:proofErr w:type="spellEnd"/>
     </w:p>
     <w:p>
       <w:r>
         <w:t xml:space="preserve">The </w:t>
       </w:r>
       <w:proofErr w:type="spellStart"/>
-      <w:proofErr w:type="gramStart"/>
-      <w:r>
-        <w:t>rsi</w:t>
+      <w:r>
+        <w:t>crossunder</w:t>
       </w:r>
       <w:proofErr w:type="spellEnd"/>
       <w:r>
-        <w:t>(</w:t>
-      </w:r>
-      <w:proofErr w:type="gramEnd"/>
-      <w:r>
-        <w:t>) function measures price momentum using average gains and losses. It applies Wilder's smoothing method.</w:t>
-      </w:r>
-    </w:p>
-    <w:p>
-      <w:r>
-        <w:t>7. Stochastic RSI (</w:t>
+        <w:t>() function identifies when the first data series crosses below the second series. It returns "True", "False", or "None".</w:t>
+      </w:r>
+    </w:p>
+    <w:p>
+      <w:pPr>
+        <w:rPr>
+          <w:b/>
+          <w:bCs/>
+        </w:rPr>
+      </w:pPr>
+      <w:r>
+        <w:rPr>
+          <w:b/>
+          <w:bCs/>
+        </w:rPr>
+        <w:t>2. Instructions for Running the R Code</w:t>
+      </w:r>
+    </w:p>
+    <w:p>
+      <w:r>
+        <w:t>All nine indicators were implemented using base R functions without external technical analysis libraries.</w:t>
+      </w:r>
+    </w:p>
+    <w:p>
+      <w:pPr>
+        <w:numPr>
+          <w:ilvl w:val="0"/>
+          <w:numId w:val="2"/>
+        </w:numPr>
+      </w:pPr>
+      <w:r>
+        <w:t>Open RStudio.</w:t>
+      </w:r>
+    </w:p>
+    <w:p>
+      <w:pPr>
+        <w:numPr>
+          <w:ilvl w:val="0"/>
+          <w:numId w:val="2"/>
+        </w:numPr>
+      </w:pPr>
+      <w:r>
+        <w:t>Set the working directory to the folder containing the R scripts.</w:t>
+      </w:r>
+    </w:p>
+    <w:p>
+      <w:pPr>
+        <w:numPr>
+          <w:ilvl w:val="0"/>
+          <w:numId w:val="2"/>
+        </w:numPr>
+      </w:pPr>
+      <w:r>
+        <w:t xml:space="preserve">Run each script using the </w:t>
+      </w:r>
+      <w:r>
+        <w:rPr>
+          <w:b/>
+          <w:bCs/>
+        </w:rPr>
+        <w:t>Source</w:t>
+      </w:r>
+      <w:r>
+        <w:t xml:space="preserve"> button.</w:t>
+      </w:r>
+    </w:p>
+    <w:p>
+      <w:pPr>
+        <w:numPr>
+          <w:ilvl w:val="0"/>
+          <w:numId w:val="2"/>
+        </w:numPr>
+      </w:pPr>
+      <w:r>
+        <w:t xml:space="preserve">For the MACD function, load </w:t>
       </w:r>
       <w:proofErr w:type="spellStart"/>
       <w:r>
-        <w:t>StochRSI</w:t>
+        <w:t>ema.R</w:t>
       </w:r>
       <w:proofErr w:type="spellEnd"/>
       <w:r>
-        <w:t>)</w:t>
-      </w:r>
-    </w:p>
-    <w:p>
-      <w:r>
-        <w:t xml:space="preserve">The </w:t>
+        <w:t xml:space="preserve"> before </w:t>
       </w:r>
       <w:proofErr w:type="spellStart"/>
       <w:r>
-        <w:t>stoch_</w:t>
-      </w:r>
-      <w:proofErr w:type="gramStart"/>
-      <w:r>
-        <w:t>rsi</w:t>
+        <w:t>macd.R</w:t>
       </w:r>
       <w:proofErr w:type="spellEnd"/>
       <w:r>
-        <w:t>(</w:t>
-      </w:r>
-      <w:proofErr w:type="gramEnd"/>
-      <w:r>
-        <w:t>) function uses RSI values to calculate the %K and %D lines. It helps measure momentum based on the RSI.</w:t>
-      </w:r>
-    </w:p>
-    <w:p>
-      <w:r>
-        <w:t>8. Crossover</w:t>
-      </w:r>
-    </w:p>
-    <w:p>
-      <w:r>
-        <w:lastRenderedPageBreak/>
-        <w:t xml:space="preserve">The </w:t>
-      </w:r>
-      <w:proofErr w:type="gramStart"/>
-      <w:r>
-        <w:t>crossover(</w:t>
-      </w:r>
-      <w:proofErr w:type="gramEnd"/>
-      <w:r>
-        <w:t>) function identifies when the first data series crosses above or below the second series. It returns "Up", "Down", or "None".</w:t>
-      </w:r>
-    </w:p>
-    <w:p>
-      <w:r>
-        <w:t xml:space="preserve">9. </w:t>
+        <w:t>.</w:t>
+      </w:r>
+    </w:p>
+    <w:p>
+      <w:pPr>
+        <w:numPr>
+          <w:ilvl w:val="0"/>
+          <w:numId w:val="2"/>
+        </w:numPr>
+      </w:pPr>
+      <w:r>
+        <w:t xml:space="preserve">For the Stochastic RSI function, load </w:t>
       </w:r>
       <w:proofErr w:type="spellStart"/>
       <w:r>
-        <w:t>Crossunder</w:t>
+        <w:t>sma.R</w:t>
       </w:r>
       <w:proofErr w:type="spellEnd"/>
-    </w:p>
-    <w:p>
-      <w:r>
-        <w:t xml:space="preserve">The </w:t>
+      <w:r>
+        <w:t xml:space="preserve"> and </w:t>
       </w:r>
       <w:proofErr w:type="spellStart"/>
-      <w:proofErr w:type="gramStart"/>
-      <w:r>
-        <w:t>crossunder</w:t>
+      <w:r>
+        <w:t>rsi.R</w:t>
       </w:r>
       <w:proofErr w:type="spellEnd"/>
       <w:r>
-        <w:t>(</w:t>
-      </w:r>
-      <w:proofErr w:type="gramEnd"/>
-      <w:r>
-        <w:t>) function identifies when the first data series crosses below the second series. It returns "True", "False", or "None".</w:t>
-      </w:r>
-    </w:p>
+        <w:t xml:space="preserve"> before </w:t>
+      </w:r>
+      <w:proofErr w:type="spellStart"/>
+      <w:r>
+        <w:t>stoch_rsi.R</w:t>
+      </w:r>
+      <w:proofErr w:type="spellEnd"/>
+      <w:r>
+        <w:t>.</w:t>
+      </w:r>
+    </w:p>
+    <w:p>
+      <w:pPr>
+        <w:numPr>
+          <w:ilvl w:val="0"/>
+          <w:numId w:val="2"/>
+        </w:numPr>
+      </w:pPr>
+      <w:r>
+        <w:t>Run the example tests in the RStudio Console and review the results.</w:t>
+      </w:r>
+    </w:p>
+    <w:p>
+      <w:pPr>
+        <w:rPr>
+          <w:b/>
+          <w:bCs/>
+        </w:rPr>
+      </w:pPr>
+      <w:r>
+        <w:rPr>
+          <w:b/>
+          <w:bCs/>
+        </w:rPr>
+        <w:t>3. Testing and Verification</w:t>
+      </w:r>
+    </w:p>
+    <w:p>
+      <w:r>
+        <w:t>Each indicator was tested in RStudio using sample numerical data.</w:t>
+      </w:r>
+    </w:p>
+    <w:tbl>
+      <w:tblPr>
+        <w:tblW w:w="0" w:type="auto"/>
+        <w:tblCellSpacing w:w="15" w:type="dxa"/>
+        <w:tblCellMar>
+          <w:top w:w="15" w:type="dxa"/>
+          <w:left w:w="15" w:type="dxa"/>
+          <w:bottom w:w="15" w:type="dxa"/>
+          <w:right w:w="15" w:type="dxa"/>
+        </w:tblCellMar>
+        <w:tblLook w:val="04A0" w:firstRow="1" w:lastRow="0" w:firstColumn="1" w:lastColumn="0" w:noHBand="0" w:noVBand="1"/>
+      </w:tblPr>
+      <w:tblGrid>
+        <w:gridCol w:w="1976"/>
+        <w:gridCol w:w="7384"/>
+      </w:tblGrid>
+      <w:tr>
+        <w:trPr>
+          <w:tblCellSpacing w:w="15" w:type="dxa"/>
+        </w:trPr>
+        <w:tc>
+          <w:tcPr>
+            <w:tcW w:w="0" w:type="auto"/>
+            <w:vAlign w:val="center"/>
+            <w:hideMark/>
+          </w:tcPr>
+          <w:p>
+            <w:pPr>
+              <w:rPr>
+                <w:b/>
+                <w:bCs/>
+              </w:rPr>
+            </w:pPr>
+            <w:r>
+              <w:rPr>
+                <w:b/>
+                <w:bCs/>
+              </w:rPr>
+              <w:t>Indicator</w:t>
+            </w:r>
+          </w:p>
+        </w:tc>
+        <w:tc>
+          <w:tcPr>
+            <w:tcW w:w="0" w:type="auto"/>
+            <w:vAlign w:val="center"/>
+            <w:hideMark/>
+          </w:tcPr>
+          <w:p>
+            <w:pPr>
+              <w:rPr>
+                <w:b/>
+                <w:bCs/>
+              </w:rPr>
+            </w:pPr>
+            <w:r>
+              <w:rPr>
+                <w:b/>
+                <w:bCs/>
+              </w:rPr>
+              <w:t>Verification result</w:t>
+            </w:r>
+          </w:p>
+        </w:tc>
+      </w:tr>
+      <w:tr>
+        <w:trPr>
+          <w:tblCellSpacing w:w="15" w:type="dxa"/>
+        </w:trPr>
+        <w:tc>
+          <w:tcPr>
+            <w:tcW w:w="0" w:type="auto"/>
+            <w:vAlign w:val="center"/>
+            <w:hideMark/>
+          </w:tcPr>
+          <w:p>
+            <w:r>
+              <w:t>SMA</w:t>
+            </w:r>
+          </w:p>
+        </w:tc>
+        <w:tc>
+          <w:tcPr>
+            <w:tcW w:w="0" w:type="auto"/>
+            <w:vAlign w:val="center"/>
+            <w:hideMark/>
+          </w:tcPr>
+          <w:p>
+            <w:r>
+              <w:t>Returned seven moving-average values for a nine-value dataset with period 3.</w:t>
+            </w:r>
+          </w:p>
+        </w:tc>
+      </w:tr>
+      <w:tr>
+        <w:trPr>
+          <w:tblCellSpacing w:w="15" w:type="dxa"/>
+        </w:trPr>
+        <w:tc>
+          <w:tcPr>
+            <w:tcW w:w="0" w:type="auto"/>
+            <w:vAlign w:val="center"/>
+            <w:hideMark/>
+          </w:tcPr>
+          <w:p>
+            <w:r>
+              <w:t>EMA</w:t>
+            </w:r>
+          </w:p>
+        </w:tc>
+        <w:tc>
+          <w:tcPr>
+            <w:tcW w:w="0" w:type="auto"/>
+            <w:vAlign w:val="center"/>
+            <w:hideMark/>
+          </w:tcPr>
+          <w:p>
+            <w:r>
+              <w:t>Returned nine exponentially smoothed values with period 3.</w:t>
+            </w:r>
+          </w:p>
+        </w:tc>
+      </w:tr>
+      <w:tr>
+        <w:trPr>
+          <w:tblCellSpacing w:w="15" w:type="dxa"/>
+        </w:trPr>
+        <w:tc>
+          <w:tcPr>
+            <w:tcW w:w="0" w:type="auto"/>
+            <w:vAlign w:val="center"/>
+            <w:hideMark/>
+          </w:tcPr>
+          <w:p>
+            <w:r>
+              <w:t>MACD</w:t>
+            </w:r>
+          </w:p>
+        </w:tc>
+        <w:tc>
+          <w:tcPr>
+            <w:tcW w:w="0" w:type="auto"/>
+            <w:vAlign w:val="center"/>
+            <w:hideMark/>
+          </w:tcPr>
+          <w:p>
+            <w:r>
+              <w:t>Returned the MACD line, signal line, and histogram.</w:t>
+            </w:r>
+          </w:p>
+        </w:tc>
+      </w:tr>
+      <w:tr>
+        <w:trPr>
+          <w:tblCellSpacing w:w="15" w:type="dxa"/>
+        </w:trPr>
+        <w:tc>
+          <w:tcPr>
+            <w:tcW w:w="0" w:type="auto"/>
+            <w:vAlign w:val="center"/>
+            <w:hideMark/>
+          </w:tcPr>
+          <w:p>
+            <w:r>
+              <w:t>Standard Deviation</w:t>
+            </w:r>
+          </w:p>
+        </w:tc>
+        <w:tc>
+          <w:tcPr>
+            <w:tcW w:w="0" w:type="auto"/>
+            <w:vAlign w:val="center"/>
+            <w:hideMark/>
+          </w:tcPr>
+          <w:p>
+            <w:r>
+              <w:t>Returned approximately 4.946629 for the sample dataset.</w:t>
+            </w:r>
+          </w:p>
+        </w:tc>
+      </w:tr>
+      <w:tr>
+        <w:trPr>
+          <w:tblCellSpacing w:w="15" w:type="dxa"/>
+        </w:trPr>
+        <w:tc>
+          <w:tcPr>
+            <w:tcW w:w="0" w:type="auto"/>
+            <w:vAlign w:val="center"/>
+            <w:hideMark/>
+          </w:tcPr>
+          <w:p>
+            <w:r>
+              <w:t>Linear Regression</w:t>
+            </w:r>
+          </w:p>
+        </w:tc>
+        <w:tc>
+          <w:tcPr>
+            <w:tcW w:w="0" w:type="auto"/>
+            <w:vAlign w:val="center"/>
+            <w:hideMark/>
+          </w:tcPr>
+          <w:p>
+            <w:r>
+              <w:t>Returned slope = 2, intercept = 8, and the expected predicted values.</w:t>
+            </w:r>
+          </w:p>
+        </w:tc>
+      </w:tr>
+      <w:tr>
+        <w:trPr>
+          <w:tblCellSpacing w:w="15" w:type="dxa"/>
+        </w:trPr>
+        <w:tc>
+          <w:tcPr>
+            <w:tcW w:w="0" w:type="auto"/>
+            <w:vAlign w:val="center"/>
+            <w:hideMark/>
+          </w:tcPr>
+          <w:p>
+            <w:r>
+              <w:t>RSI</w:t>
+            </w:r>
+          </w:p>
+        </w:tc>
+        <w:tc>
+          <w:tcPr>
+            <w:tcW w:w="0" w:type="auto"/>
+            <w:vAlign w:val="center"/>
+            <w:hideMark/>
+          </w:tcPr>
+          <w:p>
+            <w:r>
+              <w:t>Returned five initial missing values followed by calculated RSI values.</w:t>
+            </w:r>
+          </w:p>
+        </w:tc>
+      </w:tr>
+      <w:tr>
+        <w:trPr>
+          <w:tblCellSpacing w:w="15" w:type="dxa"/>
+        </w:trPr>
+        <w:tc>
+          <w:tcPr>
+            <w:tcW w:w="0" w:type="auto"/>
+            <w:vAlign w:val="center"/>
+            <w:hideMark/>
+          </w:tcPr>
+          <w:p>
+            <w:r>
+              <w:lastRenderedPageBreak/>
+              <w:t>Stochastic RSI</w:t>
+            </w:r>
+          </w:p>
+        </w:tc>
+        <w:tc>
+          <w:tcPr>
+            <w:tcW w:w="0" w:type="auto"/>
+            <w:vAlign w:val="center"/>
+            <w:hideMark/>
+          </w:tcPr>
+          <w:p>
+            <w:r>
+              <w:t>Returned %K and %D values between 0 and 1.</w:t>
+            </w:r>
+          </w:p>
+        </w:tc>
+      </w:tr>
+      <w:tr>
+        <w:trPr>
+          <w:tblCellSpacing w:w="15" w:type="dxa"/>
+        </w:trPr>
+        <w:tc>
+          <w:tcPr>
+            <w:tcW w:w="0" w:type="auto"/>
+            <w:vAlign w:val="center"/>
+            <w:hideMark/>
+          </w:tcPr>
+          <w:p>
+            <w:r>
+              <w:t>Crossover</w:t>
+            </w:r>
+          </w:p>
+        </w:tc>
+        <w:tc>
+          <w:tcPr>
+            <w:tcW w:w="0" w:type="auto"/>
+            <w:vAlign w:val="center"/>
+            <w:hideMark/>
+          </w:tcPr>
+          <w:p>
+            <w:r>
+              <w:t>Detected an upward crossover at the fourth position.</w:t>
+            </w:r>
+          </w:p>
+        </w:tc>
+      </w:tr>
+      <w:tr>
+        <w:trPr>
+          <w:tblCellSpacing w:w="15" w:type="dxa"/>
+        </w:trPr>
+        <w:tc>
+          <w:tcPr>
+            <w:tcW w:w="0" w:type="auto"/>
+            <w:vAlign w:val="center"/>
+            <w:hideMark/>
+          </w:tcPr>
+          <w:p>
+            <w:proofErr w:type="spellStart"/>
+            <w:r>
+              <w:t>Crossunder</w:t>
+            </w:r>
+            <w:proofErr w:type="spellEnd"/>
+          </w:p>
+        </w:tc>
+        <w:tc>
+          <w:tcPr>
+            <w:tcW w:w="0" w:type="auto"/>
+            <w:vAlign w:val="center"/>
+            <w:hideMark/>
+          </w:tcPr>
+          <w:p>
+            <w:r>
+              <w:t>Detected a downward crossing in an additional test.</w:t>
+            </w:r>
+          </w:p>
+        </w:tc>
+      </w:tr>
+    </w:tbl>
+    <w:p>
+      <w:r>
+        <w:t>These tests demonstrate that the functions produced the expected results for the examples tested. Additional edge-case testing may be required for other datasets.</w:t>
+      </w:r>
+    </w:p>
+    <w:p/>
     <w:p/>
     <w:p/>
     <w:sectPr>
@@ -298,6 +761,119 @@
 <file path=word/numbering.xml><?xml version="1.0" encoding="utf-8"?>
 <w:numbering xmlns:wpc="http://schemas.microsoft.com/office/word/2010/wordprocessingCanvas" xmlns:cx="http://schemas.microsoft.com/office/drawing/2014/chartex" xmlns:cx1="http://schemas.microsoft.com/office/drawing/2015/9/8/chartex" xmlns:cx2="http://schemas.microsoft.com/office/drawing/2015/10/21/chartex" xmlns:cx3="http://schemas.microsoft.com/office/drawing/2016/5/9/chartex" xmlns:cx4="http://schemas.microsoft.com/office/drawing/2016/5/10/chartex" xmlns:cx5="http://schemas.microsoft.com/office/drawing/2016/5/11/chartex" xmlns:cx6="http://schemas.microsoft.com/office/drawing/2016/5/12/chartex" xmlns:cx7="http://schemas.microsoft.com/office/drawing/2016/5/13/chartex" xmlns:cx8="http://schemas.microsoft.com/office/drawing/2016/5/14/chartex" xmlns:mc="http://schemas.openxmlformats.org/markup-compatibility/2006" xmlns:aink="http://schemas.microsoft.com/office/drawing/2016/ink" xmlns:am3d="http://schemas.microsoft.com/office/drawing/2017/model3d" xmlns:o="urn:schemas-microsoft-com:office:office" xmlns:oel="http://schemas.microsoft.com/office/2019/extlst" xmlns:r="http://schemas.openxmlformats.org/officeDocument/2006/relationships" xmlns:m="http://schemas.openxmlformats.org/officeDocument/2006/math" xmlns:v="urn:schemas-microsoft-com:vml" xmlns:wp14="http://schemas.microsoft.com/office/word/2010/wordprocessingDrawing" xmlns:wp="http://schemas.openxmlformats.org/drawingml/2006/wordprocessingDrawing" xmlns:w10="urn:schemas-microsoft-com:office:word" xmlns:w="http://schemas.openxmlformats.org/wordprocessingml/2006/main" xmlns:w14="http://schemas.microsoft.com/office/word/2010/wordml" xmlns:w15="http://schemas.microsoft.com/office/word/2012/wordml" xmlns:w16cex="http://schemas.microsoft.com/office/word/2018/wordml/cex" xmlns:w16cid="http://schemas.microsoft.com/office/word/2016/wordml/cid" xmlns:w16="http://schemas.microsoft.com/office/word/2018/wordml" xmlns:w16du="http://schemas.microsoft.com/office/word/2023/wordml/word16du" xmlns:w16sdtdh="http://schemas.microsoft.com/office/word/2020/wordml/sdtdatahash" xmlns:w16sdtfl="http://schemas.microsoft.com/office/word/2024/wordml/sdtformatlock" xmlns:w16se="http://schemas.microsoft.com/office/word/2015/wordml/symex" xmlns:wpg="http://schemas.microsoft.com/office/word/2010/wordprocessingGroup" xmlns:wpi="http://schemas.microsoft.com/office/word/2010/wordprocessingInk" xmlns:wne="http://schemas.microsoft.com/office/word/2006/wordml" xmlns:wps="http://schemas.microsoft.com/office/word/2010/wordprocessingShape" mc:Ignorable="w14 w15 w16se w16cid w16 w16cex w16sdtdh w16sdtfl w16du wp14">
   <w:abstractNum w:abstractNumId="0" w15:restartNumberingAfterBreak="0">
+    <w:nsid w:val="61CD32FF"/>
+    <w:multiLevelType w:val="multilevel"/>
+    <w:tmpl w:val="2C16D5CE"/>
+    <w:lvl w:ilvl="0">
+      <w:start w:val="1"/>
+      <w:numFmt w:val="decimal"/>
+      <w:lvlText w:val="%1."/>
+      <w:lvlJc w:val="left"/>
+      <w:pPr>
+        <w:tabs>
+          <w:tab w:val="num" w:pos="720"/>
+        </w:tabs>
+        <w:ind w:left="720" w:hanging="360"/>
+      </w:pPr>
+    </w:lvl>
+    <w:lvl w:ilvl="1" w:tentative="1">
+      <w:start w:val="1"/>
+      <w:numFmt w:val="decimal"/>
+      <w:lvlText w:val="%2."/>
+      <w:lvlJc w:val="left"/>
+      <w:pPr>
+        <w:tabs>
+          <w:tab w:val="num" w:pos="1440"/>
+        </w:tabs>
+        <w:ind w:left="1440" w:hanging="360"/>
+      </w:pPr>
+    </w:lvl>
+    <w:lvl w:ilvl="2" w:tentative="1">
+      <w:start w:val="1"/>
+      <w:numFmt w:val="decimal"/>
+      <w:lvlText w:val="%3."/>
+      <w:lvlJc w:val="left"/>
+      <w:pPr>
+        <w:tabs>
+          <w:tab w:val="num" w:pos="2160"/>
+        </w:tabs>
+        <w:ind w:left="2160" w:hanging="360"/>
+      </w:pPr>
+    </w:lvl>
+    <w:lvl w:ilvl="3" w:tentative="1">
+      <w:start w:val="1"/>
+      <w:numFmt w:val="decimal"/>
+      <w:lvlText w:val="%4."/>
+      <w:lvlJc w:val="left"/>
+      <w:pPr>
+        <w:tabs>
+          <w:tab w:val="num" w:pos="2880"/>
+        </w:tabs>
+        <w:ind w:left="2880" w:hanging="360"/>
+      </w:pPr>
+    </w:lvl>
+    <w:lvl w:ilvl="4" w:tentative="1">
+      <w:start w:val="1"/>
+      <w:numFmt w:val="decimal"/>
+      <w:lvlText w:val="%5."/>
+      <w:lvlJc w:val="left"/>
+      <w:pPr>
+        <w:tabs>
+          <w:tab w:val="num" w:pos="3600"/>
+        </w:tabs>
+        <w:ind w:left="3600" w:hanging="360"/>
+      </w:pPr>
+    </w:lvl>
+    <w:lvl w:ilvl="5" w:tentative="1">
+      <w:start w:val="1"/>
+      <w:numFmt w:val="decimal"/>
+      <w:lvlText w:val="%6."/>
+      <w:lvlJc w:val="left"/>
+      <w:pPr>
+        <w:tabs>
+          <w:tab w:val="num" w:pos="4320"/>
+        </w:tabs>
+        <w:ind w:left="4320" w:hanging="360"/>
+      </w:pPr>
+    </w:lvl>
+    <w:lvl w:ilvl="6" w:tentative="1">
+      <w:start w:val="1"/>
+      <w:numFmt w:val="decimal"/>
+      <w:lvlText w:val="%7."/>
+      <w:lvlJc w:val="left"/>
+      <w:pPr>
+        <w:tabs>
+          <w:tab w:val="num" w:pos="5040"/>
+        </w:tabs>
+        <w:ind w:left="5040" w:hanging="360"/>
+      </w:pPr>
+    </w:lvl>
+    <w:lvl w:ilvl="7" w:tentative="1">
+      <w:start w:val="1"/>
+      <w:numFmt w:val="decimal"/>
+      <w:lvlText w:val="%8."/>
+      <w:lvlJc w:val="left"/>
+      <w:pPr>
+        <w:tabs>
+          <w:tab w:val="num" w:pos="5760"/>
+        </w:tabs>
+        <w:ind w:left="5760" w:hanging="360"/>
+      </w:pPr>
+    </w:lvl>
+    <w:lvl w:ilvl="8" w:tentative="1">
+      <w:start w:val="1"/>
+      <w:numFmt w:val="decimal"/>
+      <w:lvlText w:val="%9."/>
+      <w:lvlJc w:val="left"/>
+      <w:pPr>
+        <w:tabs>
+          <w:tab w:val="num" w:pos="6480"/>
+        </w:tabs>
+        <w:ind w:left="6480" w:hanging="360"/>
+      </w:pPr>
+    </w:lvl>
+  </w:abstractNum>
+  <w:abstractNum w:abstractNumId="1" w15:restartNumberingAfterBreak="0">
     <w:nsid w:val="75422622"/>
     <w:multiLevelType w:val="multilevel"/>
     <w:tmpl w:val="62281270"/>
@@ -411,6 +987,9 @@
     </w:lvl>
   </w:abstractNum>
   <w:num w:numId="1" w16cid:durableId="1349983809">
+    <w:abstractNumId w:val="1"/>
+  </w:num>
+  <w:num w:numId="2" w16cid:durableId="1696733147">
     <w:abstractNumId w:val="0"/>
   </w:num>
 </w:numbering>
@@ -1332,6 +1911,29 @@
       <w:spacing w:val="5"/>
     </w:rPr>
   </w:style>
+  <w:style w:type="character" w:styleId="Hyperlink">
+    <w:name w:val="Hyperlink"/>
+    <w:basedOn w:val="DefaultParagraphFont"/>
+    <w:uiPriority w:val="99"/>
+    <w:unhideWhenUsed/>
+    <w:rsid w:val="008049D5"/>
+    <w:rPr>
+      <w:color w:val="467886" w:themeColor="hyperlink"/>
+      <w:u w:val="single"/>
+    </w:rPr>
+  </w:style>
+  <w:style w:type="character" w:styleId="UnresolvedMention">
+    <w:name w:val="Unresolved Mention"/>
+    <w:basedOn w:val="DefaultParagraphFont"/>
+    <w:uiPriority w:val="99"/>
+    <w:semiHidden/>
+    <w:unhideWhenUsed/>
+    <w:rsid w:val="008049D5"/>
+    <w:rPr>
+      <w:color w:val="605E5C"/>
+      <w:shd w:val="clear" w:color="auto" w:fill="E1DFDD"/>
+    </w:rPr>
+  </w:style>
 </w:styles>
 </file>
 
